--- a/public/templates/CNBB/15. thông báo lập hồ sơ Mẫu số 37.docx
+++ b/public/templates/CNBB/15. thông báo lập hồ sơ Mẫu số 37.docx
@@ -236,7 +236,7 @@
                 </mc:Choice>
                 <mc:Fallback>
                   <w:pict>
-                    <v:line w14:anchorId="49841330" id="Straight Connector 1" o:spid="_x0000_s1026" style="position:absolute;flip:y;z-index:251659264;visibility:visible;mso-wrap-style:square;mso-height-percent:0;mso-wrap-distance-left:9pt;mso-wrap-distance-top:0;mso-wrap-distance-right:9pt;mso-wrap-distance-bottom:0;mso-position-horizontal:absolute;mso-position-horizontal-relative:text;mso-position-vertical:absolute;mso-position-vertical-relative:text;mso-height-percent:0;mso-height-relative:margin" from="49.4pt,1.3pt" to="134.9pt,1.3pt" o:gfxdata="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" strokecolor="black [3213]" strokeweight="1pt"/>
+                    <v:line w14:anchorId="7859EFC9" id="Straight Connector 1" o:spid="_x0000_s1026" style="position:absolute;flip:y;z-index:251659264;visibility:visible;mso-wrap-style:square;mso-height-percent:0;mso-wrap-distance-left:9pt;mso-wrap-distance-top:0;mso-wrap-distance-right:9pt;mso-wrap-distance-bottom:0;mso-position-horizontal:absolute;mso-position-horizontal-relative:text;mso-position-vertical:absolute;mso-position-vertical-relative:text;mso-height-percent:0;mso-height-relative:margin" from="49.4pt,1.3pt" to="134.9pt,1.3pt" o:gfxdata="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" strokecolor="black [3213]" strokeweight="1pt"/>
                   </w:pict>
                 </mc:Fallback>
               </mc:AlternateContent>
@@ -368,7 +368,7 @@
                 </mc:Choice>
                 <mc:Fallback>
                   <w:pict>
-                    <v:line w14:anchorId="0A9A96F9" id="Straight Connector 2" o:spid="_x0000_s1026" style="position:absolute;z-index:251660288;visibility:visible;mso-wrap-style:square;mso-width-percent:0;mso-wrap-distance-left:9pt;mso-wrap-distance-top:0;mso-wrap-distance-right:9pt;mso-wrap-distance-bottom:0;mso-position-horizontal:absolute;mso-position-horizontal-relative:text;mso-position-vertical:absolute;mso-position-vertical-relative:text;mso-width-percent:0;mso-width-relative:margin" from="51.85pt,1.1pt" to="223.3pt,1.1pt" o:gfxdata="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" strokecolor="black [3213]" strokeweight="1pt"/>
+                    <v:line w14:anchorId="1DAF401E" id="Straight Connector 2" o:spid="_x0000_s1026" style="position:absolute;z-index:251660288;visibility:visible;mso-wrap-style:square;mso-width-percent:0;mso-wrap-distance-left:9pt;mso-wrap-distance-top:0;mso-wrap-distance-right:9pt;mso-wrap-distance-bottom:0;mso-position-horizontal:absolute;mso-position-horizontal-relative:text;mso-position-vertical:absolute;mso-position-vertical-relative:text;mso-width-percent:0;mso-width-relative:margin" from="51.85pt,1.1pt" to="223.3pt,1.1pt" o:gfxdata="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" strokecolor="black [3213]" strokeweight="1pt"/>
                   </w:pict>
                 </mc:Fallback>
               </mc:AlternateContent>
@@ -403,7 +403,7 @@
                 <w:sz w:val="26"/>
                 <w:szCs w:val="26"/>
               </w:rPr>
-              <w:t>21</w:t>
+              <w:t>......</w:t>
             </w:r>
             <w:r>
               <w:rPr>
@@ -424,7 +424,7 @@
                 <w:sz w:val="26"/>
                 <w:szCs w:val="26"/>
               </w:rPr>
-              <w:t>12</w:t>
+              <w:t>......</w:t>
             </w:r>
             <w:r>
               <w:rPr>
@@ -445,17 +445,7 @@
                 <w:sz w:val="26"/>
                 <w:szCs w:val="26"/>
               </w:rPr>
-              <w:t>202</w:t>
-            </w:r>
-            <w:r>
-              <w:rPr>
-                <w:i/>
-                <w:iCs/>
-                <w:color w:val="000000" w:themeColor="text1"/>
-                <w:sz w:val="26"/>
-                <w:szCs w:val="26"/>
-              </w:rPr>
-              <w:t>5</w:t>
+              <w:t>.............</w:t>
             </w:r>
           </w:p>
         </w:tc>
@@ -1571,7 +1561,6 @@
                 <w:szCs w:val="28"/>
               </w:rPr>
             </w:pPr>
-            <w:proofErr w:type="gramStart"/>
             <w:r>
               <w:rPr>
                 <w:b/>
@@ -1590,18 +1579,7 @@
                 <w:sz w:val="28"/>
                 <w:szCs w:val="28"/>
               </w:rPr>
-              <w:t>TRƯỞNG</w:t>
-            </w:r>
-            <w:proofErr w:type="gramEnd"/>
-            <w:r>
-              <w:rPr>
-                <w:b/>
-                <w:bCs/>
-                <w:color w:val="000000" w:themeColor="text1"/>
-                <w:sz w:val="28"/>
-                <w:szCs w:val="28"/>
-              </w:rPr>
-              <w:t xml:space="preserve"> CÔNG AN</w:t>
+              <w:t>TRƯỞNG CÔNG AN</w:t>
             </w:r>
           </w:p>
           <w:p>
@@ -1927,61 +1905,7 @@
           <w:sz w:val="26"/>
           <w:szCs w:val="26"/>
         </w:rPr>
-        <w:t>ồi</w:t>
-      </w:r>
-      <w:proofErr w:type="gramStart"/>
-      <w:r>
-        <w:rPr>
-          <w:color w:val="000000" w:themeColor="text1"/>
-          <w:sz w:val="26"/>
-          <w:szCs w:val="26"/>
-        </w:rPr>
-        <w:t>.....</w:t>
-      </w:r>
-      <w:proofErr w:type="gramEnd"/>
-      <w:r>
-        <w:rPr>
-          <w:color w:val="000000" w:themeColor="text1"/>
-          <w:sz w:val="26"/>
-          <w:szCs w:val="26"/>
-        </w:rPr>
-        <w:t xml:space="preserve">giờ </w:t>
-      </w:r>
-      <w:proofErr w:type="gramStart"/>
-      <w:r>
-        <w:rPr>
-          <w:color w:val="000000" w:themeColor="text1"/>
-          <w:sz w:val="26"/>
-          <w:szCs w:val="26"/>
-        </w:rPr>
-        <w:t>.....</w:t>
-      </w:r>
-      <w:proofErr w:type="gramEnd"/>
-      <w:r>
-        <w:rPr>
-          <w:color w:val="000000" w:themeColor="text1"/>
-          <w:sz w:val="26"/>
-          <w:szCs w:val="26"/>
-        </w:rPr>
-        <w:t xml:space="preserve"> ngày</w:t>
-      </w:r>
-      <w:proofErr w:type="gramStart"/>
-      <w:r>
-        <w:rPr>
-          <w:color w:val="000000" w:themeColor="text1"/>
-          <w:sz w:val="26"/>
-          <w:szCs w:val="26"/>
-        </w:rPr>
-        <w:t>.....</w:t>
-      </w:r>
-      <w:proofErr w:type="gramEnd"/>
-      <w:r>
-        <w:rPr>
-          <w:color w:val="000000" w:themeColor="text1"/>
-          <w:sz w:val="26"/>
-          <w:szCs w:val="26"/>
-        </w:rPr>
-        <w:t>/12</w:t>
+        <w:t>ồi.....giờ ..... ngày...../12</w:t>
       </w:r>
       <w:r>
         <w:rPr>
